--- a/Modelos_documentos/modelo_FLCH.docx
+++ b/Modelos_documentos/modelo_FLCH.docx
@@ -333,7 +333,7 @@
           <w:spacing w:val="-4"/>
           <w:sz w:val="19"/>
         </w:rPr>
-        <w:t>HUAMANAS</w:t>
+        <w:t>HUMANAS</w:t>
       </w:r>
     </w:p>
     <w:p>
@@ -985,7 +985,25 @@
           <w:sz w:val="24"/>
           <w:szCs w:val="24"/>
         </w:rPr>
-        <w:t xml:space="preserve"> Dirección de </w:t>
+        <w:t xml:space="preserve"> </w:t>
+      </w:r>
+      <w:r>
+        <w:rPr>
+          <w:rFonts w:ascii="Georgia" w:hAnsi="Georgia"/>
+          <w:spacing w:val="-5"/>
+          <w:sz w:val="24"/>
+          <w:szCs w:val="24"/>
+        </w:rPr>
+        <w:t xml:space="preserve">la </w:t>
+      </w:r>
+      <w:r>
+        <w:rPr>
+          <w:rFonts w:ascii="Georgia" w:hAnsi="Georgia"/>
+          <w:spacing w:val="-5"/>
+          <w:sz w:val="24"/>
+          <w:szCs w:val="24"/>
+        </w:rPr>
+        <w:t xml:space="preserve">Dirección de </w:t>
       </w:r>
       <w:r>
         <w:rPr>
